--- a/content/Lectures/Semester 1/Week 03 - Linear Programming 2/5 Source Files/Week 3 - Linear Programming 2 - Tutorial.docx
+++ b/content/Lectures/Semester 1/Week 03 - Linear Programming 2/5 Source Files/Week 3 - Linear Programming 2 - Tutorial.docx
@@ -674,7 +674,7 @@
         <w:pStyle w:val="ListParagraph"/>
       </w:pPr>
       <w:r>
-        <w:t>The selection chosen must weigh more than 320g and satisfy certain basic restrictions on fat and calorific content. These are outlined below:</w:t>
+        <w:t>The selection chosen must weigh at least 320g and satisfy certain basic restrictions on fat and calorific content. These are outlined below:</w:t>
       </w:r>
     </w:p>
     <w:p>
@@ -691,7 +691,7 @@
         </w:numPr>
       </w:pPr>
       <w:r>
-        <w:t>Total fat content by weight must be less than 45% of the total weight of the selection.</w:t>
+        <w:t>Total fat content by weight must be at most 45% of the total weight of the selection.</w:t>
       </w:r>
     </w:p>
     <w:p>
@@ -703,7 +703,7 @@
         </w:numPr>
       </w:pPr>
       <w:r>
-        <w:t>Calorific value of the selection must be less than 2850 calories.</w:t>
+        <w:t>Calorific value of the selection must be at most 2850 calories.</w:t>
       </w:r>
     </w:p>
     <w:p>
